--- a/data/templates/referral-template-kz-2026.docx
+++ b/data/templates/referral-template-kz-2026.docx
@@ -6,21 +6,29 @@
       <w:pPr>
         <w:jc w:val="center"/>
         <w:rPr>
-          <w:b/>
-          <w:bCs/>
-          <w:sz w:val="32"/>
-          <w:szCs w:val="32"/>
-          <w:lang w:val="kk-KZ"/>
-        </w:rPr>
-      </w:pPr>
-      <w:r>
-        <w:rPr>
           <w:rStyle w:val="s1"/>
           <w:sz w:val="32"/>
           <w:szCs w:val="32"/>
           <w:lang w:val="kk-KZ"/>
         </w:rPr>
-        <w:t>Жұмыспен қамту орталығына жолдама</w:t>
+      </w:pPr>
+      <w:r>
+        <w:rPr>
+          <w:rStyle w:val="s1"/>
+          <w:sz w:val="32"/>
+          <w:szCs w:val="32"/>
+          <w:lang w:val="kk-KZ"/>
+        </w:rPr>
+        <w:t>Жұмысқа жолдама №</w:t>
+      </w:r>
+      <w:r>
+        <w:rPr>
+          <w:rStyle w:val="s1"/>
+          <w:sz w:val="32"/>
+          <w:szCs w:val="32"/>
+          <w:lang w:val="kk-KZ"/>
+        </w:rPr>
+        <w:t>31</w:t>
       </w:r>
     </w:p>
     <w:p>
@@ -40,253 +48,24 @@
     </w:p>
     <w:p>
       <w:pPr>
-        <w:ind w:right="-1"/>
-        <w:jc w:val="both"/>
-        <w:rPr>
-          <w:rStyle w:val="s0"/>
-          <w:rFonts w:ascii="Tahoma" w:hAnsi="Tahoma" w:cs="Tahoma"/>
-          <w:sz w:val="17"/>
-          <w:szCs w:val="17"/>
-        </w:rPr>
-      </w:pPr>
-      <w:r>
-        <w:rPr>
-          <w:rStyle w:val="s0"/>
-          <w:lang w:val="kk-KZ"/>
-        </w:rPr>
-        <w:t>Оқу бітіруші түлек</w:t>
-      </w:r>
-      <w:r>
-        <w:rPr>
-          <w:rFonts w:ascii="Tahoma" w:hAnsi="Tahoma" w:cs="Tahoma"/>
-          <w:sz w:val="17"/>
-          <w:szCs w:val="17"/>
-          <w:lang w:val="kk-KZ"/>
-        </w:rPr>
-        <w:t xml:space="preserve"> </w:t>
-      </w:r>
-      <w:r>
-        <w:rPr>
-          <w:rFonts w:ascii="Tahoma" w:hAnsi="Tahoma" w:cs="Tahoma"/>
-          <w:sz w:val="17"/>
-          <w:szCs w:val="17"/>
-          <w:lang w:val="kk-KZ"/>
-        </w:rPr>
-        <w:softHyphen/>
-      </w:r>
-      <w:r>
-        <w:rPr>
-          <w:rFonts w:ascii="Tahoma" w:hAnsi="Tahoma" w:cs="Tahoma"/>
-          <w:sz w:val="17"/>
-          <w:szCs w:val="17"/>
-          <w:lang w:val="kk-KZ"/>
-        </w:rPr>
-        <w:softHyphen/>
-      </w:r>
-      <w:r>
-        <w:rPr>
-          <w:rFonts w:ascii="Tahoma" w:hAnsi="Tahoma" w:cs="Tahoma"/>
-          <w:sz w:val="17"/>
-          <w:szCs w:val="17"/>
-          <w:lang w:val="kk-KZ"/>
-        </w:rPr>
-        <w:softHyphen/>
-      </w:r>
-      <w:r>
-        <w:rPr>
-          <w:rFonts w:ascii="Tahoma" w:hAnsi="Tahoma" w:cs="Tahoma"/>
-          <w:sz w:val="17"/>
-          <w:szCs w:val="17"/>
-          <w:lang w:val="kk-KZ"/>
-        </w:rPr>
-        <w:softHyphen/>
-      </w:r>
-      <w:r>
-        <w:rPr>
-          <w:rFonts w:ascii="Tahoma" w:hAnsi="Tahoma" w:cs="Tahoma"/>
-          <w:sz w:val="17"/>
-          <w:szCs w:val="17"/>
-          <w:lang w:val="kk-KZ"/>
-        </w:rPr>
-        <w:softHyphen/>
-      </w:r>
-      <w:r>
-        <w:rPr>
-          <w:rFonts w:ascii="Tahoma" w:hAnsi="Tahoma" w:cs="Tahoma"/>
-          <w:sz w:val="17"/>
-          <w:szCs w:val="17"/>
-          <w:lang w:val="kk-KZ"/>
-        </w:rPr>
-        <w:softHyphen/>
-      </w:r>
-      <w:r>
-        <w:rPr>
-          <w:rFonts w:ascii="Tahoma" w:hAnsi="Tahoma" w:cs="Tahoma"/>
-          <w:sz w:val="17"/>
-          <w:szCs w:val="17"/>
-          <w:lang w:val="kk-KZ"/>
-        </w:rPr>
-        <w:softHyphen/>
-      </w:r>
-      <w:r>
-        <w:rPr>
-          <w:rFonts w:ascii="Tahoma" w:hAnsi="Tahoma" w:cs="Tahoma"/>
-          <w:sz w:val="17"/>
-          <w:szCs w:val="17"/>
-          <w:lang w:val="kk-KZ"/>
-        </w:rPr>
-        <w:softHyphen/>
-      </w:r>
-      <w:r>
-        <w:rPr>
-          <w:rFonts w:ascii="Tahoma" w:hAnsi="Tahoma" w:cs="Tahoma"/>
-          <w:b/>
-          <w:sz w:val="17"/>
-          <w:szCs w:val="17"/>
-          <w:lang w:val="kk-KZ"/>
-        </w:rPr>
-        <w:t xml:space="preserve">_________________________________________________________________ </w:t>
-      </w:r>
-      <w:r>
-        <w:rPr>
-          <w:b/>
-          <w:lang w:val="kk-KZ"/>
-        </w:rPr>
-        <w:softHyphen/>
-      </w:r>
-      <w:r>
-        <w:rPr>
-          <w:rStyle w:val="s0"/>
-          <w:lang w:val="kk-KZ"/>
-        </w:rPr>
-        <w:t xml:space="preserve">Абай атындағы Қазақ ұлттық педагогикалық университетін </w:t>
-      </w:r>
-      <w:r>
-        <w:rPr>
-          <w:rStyle w:val="s0"/>
-          <w:b/>
-          <w:lang w:val="kk-KZ"/>
-        </w:rPr>
-        <w:t xml:space="preserve">_________________________________________ </w:t>
-      </w:r>
-      <w:r>
-        <w:rPr>
-          <w:rStyle w:val="s0"/>
-          <w:lang w:val="kk-KZ"/>
-        </w:rPr>
-        <w:t>мамандығы бойынша білім алды.</w:t>
-      </w:r>
-    </w:p>
-    <w:p>
-      <w:pPr>
-        <w:ind w:firstLine="709"/>
-        <w:jc w:val="both"/>
-        <w:rPr>
-          <w:sz w:val="22"/>
-          <w:szCs w:val="22"/>
-        </w:rPr>
-      </w:pPr>
-      <w:r>
-        <w:rPr>
-          <w:rStyle w:val="s0"/>
-          <w:lang w:val="kk-KZ"/>
-        </w:rPr>
-        <w:t xml:space="preserve">Дербес бөлу жөніндегі комиссияның </w:t>
-      </w:r>
-      <w:r>
-        <w:rPr>
-          <w:rStyle w:val="s0"/>
-          <w:b/>
-          <w:u w:val="single"/>
-          <w:lang w:val="kk-KZ"/>
-        </w:rPr>
-        <w:t>202</w:t>
-      </w:r>
-      <w:r>
-        <w:rPr>
-          <w:rStyle w:val="s0"/>
-          <w:b/>
-          <w:u w:val="single"/>
-          <w:lang w:val="kk-KZ"/>
-        </w:rPr>
-        <w:t>6</w:t>
-      </w:r>
-      <w:r>
-        <w:rPr>
-          <w:rStyle w:val="s0"/>
-          <w:b/>
-          <w:u w:val="single"/>
-          <w:lang w:val="kk-KZ"/>
-        </w:rPr>
-        <w:t xml:space="preserve"> жылғы «</w:t>
-      </w:r>
-      <w:r>
-        <w:rPr>
-          <w:rStyle w:val="s0"/>
-          <w:b/>
-          <w:u w:val="single"/>
-          <w:lang w:val="kk-KZ"/>
-        </w:rPr>
-        <w:t>2</w:t>
-      </w:r>
-      <w:r>
-        <w:rPr>
-          <w:rStyle w:val="s0"/>
-          <w:b/>
-          <w:u w:val="single"/>
-          <w:lang w:val="kk-KZ"/>
-        </w:rPr>
-        <w:t>9</w:t>
-      </w:r>
-      <w:r>
-        <w:rPr>
-          <w:rStyle w:val="s0"/>
-          <w:b/>
-          <w:u w:val="single"/>
-          <w:lang w:val="kk-KZ"/>
-        </w:rPr>
-        <w:t xml:space="preserve">» </w:t>
-      </w:r>
-      <w:r>
-        <w:rPr>
-          <w:rStyle w:val="s0"/>
-          <w:b/>
-          <w:u w:val="single"/>
-          <w:lang w:val="kk-KZ"/>
-        </w:rPr>
-        <w:t>маусымдағы</w:t>
-      </w:r>
-      <w:r>
-        <w:rPr>
-          <w:rStyle w:val="s0"/>
-          <w:b/>
-          <w:u w:val="single"/>
-          <w:lang w:val="kk-KZ"/>
-        </w:rPr>
-        <w:t xml:space="preserve">                                  №1-хаттамасы</w:t>
-      </w:r>
-      <w:r>
-        <w:rPr>
-          <w:rStyle w:val="s0"/>
-          <w:lang w:val="kk-KZ"/>
-        </w:rPr>
-        <w:t xml:space="preserve">  шешімінің  негізінде ____________________________________________________________________________________________________________________________________орналасқан  </w:t>
-      </w:r>
-      <w:r>
-        <w:rPr>
-          <w:rStyle w:val="s0"/>
-          <w:b/>
-          <w:u w:val="single"/>
-          <w:lang w:val="kk-KZ"/>
-        </w:rPr>
-        <w:t>Жұмыспен қамту орталығына жұмыссыздар</w:t>
-      </w:r>
-      <w:r>
-        <w:rPr>
-          <w:rStyle w:val="s0"/>
-          <w:lang w:val="kk-KZ"/>
-        </w:rPr>
-        <w:t xml:space="preserve"> есебіне тіркелуге жіберіледі.</w:t>
+        <w:rPr>
+          <w:lang w:val="kk-KZ"/>
+        </w:rPr>
+      </w:pPr>
+      <w:r>
+        <w:rPr>
+          <w:rStyle w:val="s0"/>
+          <w:lang w:val="kk-KZ"/>
+        </w:rPr>
+        <w:t xml:space="preserve">Оқу бітіруші түлек </w:t>
+      </w:r>
+      <w:r>
+        <w:rPr>
+          <w:rStyle w:val="s0"/>
+          <w:u w:val="single" w:color="EE0000"/>
+          <w:lang w:val="kk-KZ"/>
+        </w:rPr>
+        <w:t>Серикова Жұлдыз Азатқызы</w:t>
       </w:r>
     </w:p>
     <w:p>
@@ -294,18 +73,444 @@
         <w:ind w:firstLine="400"/>
         <w:jc w:val="center"/>
         <w:rPr>
-          <w:lang w:val="kk-KZ"/>
-        </w:rPr>
-      </w:pPr>
+          <w:rStyle w:val="s0"/>
+          <w:sz w:val="22"/>
+          <w:szCs w:val="22"/>
+          <w:lang w:val="kk-KZ"/>
+        </w:rPr>
+      </w:pPr>
+      <w:r>
+        <w:rPr>
+          <w:rStyle w:val="s0"/>
+          <w:sz w:val="22"/>
+          <w:szCs w:val="22"/>
+          <w:lang w:val="kk-KZ"/>
+        </w:rPr>
+        <w:t>(</w:t>
+      </w:r>
+      <w:r>
+        <w:rPr>
+          <w:rStyle w:val="s0"/>
+          <w:sz w:val="22"/>
+          <w:szCs w:val="22"/>
+          <w:lang w:val="kk-KZ"/>
+        </w:rPr>
+        <w:t>Т.А.Ә</w:t>
+      </w:r>
+      <w:r>
+        <w:rPr>
+          <w:rStyle w:val="s0"/>
+          <w:sz w:val="22"/>
+          <w:szCs w:val="22"/>
+          <w:lang w:val="kk-KZ"/>
+        </w:rPr>
+        <w:t>.)</w:t>
+      </w:r>
+    </w:p>
+    <w:p>
+      <w:pPr>
+        <w:rPr>
+          <w:rStyle w:val="s0"/>
+          <w:lang w:val="kk-KZ"/>
+        </w:rPr>
+      </w:pPr>
+      <w:r>
+        <w:rPr>
+          <w:rStyle w:val="s0"/>
+          <w:lang w:val="kk-KZ"/>
+        </w:rPr>
+        <w:t xml:space="preserve">Абай атындағы Қазақ ұлттық педагогикалық </w:t>
+      </w:r>
+      <w:r>
+        <w:rPr>
+          <w:rStyle w:val="s0"/>
+          <w:lang w:val="kk-KZ"/>
+        </w:rPr>
+        <w:t>университетінде</w:t>
+      </w:r>
+      <w:r>
+        <w:rPr>
+          <w:rStyle w:val="s0"/>
+          <w:u w:val="single"/>
+          <w:lang w:val="kk-KZ"/>
+        </w:rPr>
+        <w:t xml:space="preserve"> </w:t>
+      </w:r>
+      <w:r>
+        <w:rPr>
+          <w:color w:val="EE0000"/>
+          <w:u w:val="single" w:color="EE0000"/>
+          <w:lang w:val="kk-KZ"/>
+        </w:rPr>
+        <w:t xml:space="preserve">6B01501 – Математика </w:t>
+      </w:r>
+      <w:r>
+        <w:rPr>
+          <w:rStyle w:val="s0"/>
+          <w:lang w:val="kk-KZ"/>
+        </w:rPr>
+        <w:t>мамандығы бойынша білім алды</w:t>
+      </w:r>
+      <w:r>
+        <w:rPr>
+          <w:rStyle w:val="s0"/>
+          <w:lang w:val="kk-KZ"/>
+        </w:rPr>
+        <w:t xml:space="preserve">. </w:t>
+      </w:r>
+    </w:p>
+    <w:p>
+      <w:pPr>
+        <w:jc w:val="both"/>
+        <w:rPr>
+          <w:rStyle w:val="s0"/>
+          <w:lang w:val="kk-KZ"/>
+        </w:rPr>
+      </w:pPr>
+      <w:r>
+        <w:rPr>
+          <w:rStyle w:val="s0"/>
+          <w:lang w:val="kk-KZ"/>
+        </w:rPr>
+        <w:t xml:space="preserve">Дербес бөлу жөніндегі комиссияның </w:t>
+      </w:r>
+      <w:r>
+        <w:rPr>
+          <w:rStyle w:val="s0"/>
+          <w:lang w:val="kk-KZ"/>
+        </w:rPr>
+        <w:t>20</w:t>
+      </w:r>
+      <w:r>
+        <w:rPr>
+          <w:rStyle w:val="s0"/>
+          <w:lang w:val="kk-KZ"/>
+        </w:rPr>
+        <w:t>2</w:t>
+      </w:r>
+      <w:r>
+        <w:rPr>
+          <w:rStyle w:val="s0"/>
+          <w:lang w:val="kk-KZ"/>
+        </w:rPr>
+        <w:t>6</w:t>
+      </w:r>
+      <w:r>
+        <w:rPr>
+          <w:rStyle w:val="s0"/>
+          <w:lang w:val="kk-KZ"/>
+        </w:rPr>
+        <w:t xml:space="preserve"> </w:t>
+      </w:r>
+      <w:r>
+        <w:rPr>
+          <w:rStyle w:val="s0"/>
+          <w:lang w:val="kk-KZ"/>
+        </w:rPr>
+        <w:t xml:space="preserve">жылғы </w:t>
+      </w:r>
+      <w:r>
+        <w:rPr>
+          <w:rStyle w:val="s0"/>
+          <w:lang w:val="kk-KZ"/>
+        </w:rPr>
+        <w:t>«</w:t>
+      </w:r>
+      <w:r>
+        <w:rPr>
+          <w:rStyle w:val="s0"/>
+          <w:lang w:val="kk-KZ"/>
+        </w:rPr>
+        <w:t>2</w:t>
+      </w:r>
+      <w:r>
+        <w:rPr>
+          <w:rStyle w:val="s0"/>
+          <w:lang w:val="kk-KZ"/>
+        </w:rPr>
+        <w:t>9</w:t>
+      </w:r>
+      <w:r>
+        <w:rPr>
+          <w:rStyle w:val="s0"/>
+          <w:lang w:val="kk-KZ"/>
+        </w:rPr>
+        <w:t>»</w:t>
+      </w:r>
+      <w:r>
+        <w:rPr>
+          <w:rStyle w:val="s0"/>
+          <w:lang w:val="kk-KZ"/>
+        </w:rPr>
+        <w:t xml:space="preserve"> </w:t>
+      </w:r>
+      <w:r>
+        <w:rPr>
+          <w:rStyle w:val="s0"/>
+          <w:lang w:val="kk-KZ"/>
+        </w:rPr>
+        <w:t>маусым</w:t>
+      </w:r>
+      <w:r>
+        <w:rPr>
+          <w:rStyle w:val="s0"/>
+          <w:lang w:val="kk-KZ"/>
+        </w:rPr>
+        <w:t xml:space="preserve"> </w:t>
+      </w:r>
+      <w:r>
+        <w:rPr>
+          <w:rStyle w:val="s0"/>
+          <w:lang w:val="kk-KZ"/>
+        </w:rPr>
+        <w:t>№</w:t>
+      </w:r>
+      <w:r>
+        <w:rPr>
+          <w:rStyle w:val="s0"/>
+          <w:lang w:val="kk-KZ"/>
+        </w:rPr>
+        <w:t xml:space="preserve">1 хаттамасының шешімінің негізінде </w:t>
+      </w:r>
+      <w:r>
+        <w:rPr>
+          <w:rStyle w:val="s0"/>
+          <w:color w:val="EE0000"/>
+          <w:u w:val="single" w:color="EE0000"/>
+          <w:lang w:val="kk-KZ"/>
+        </w:rPr>
+        <w:t xml:space="preserve">Алматы қаласы, </w:t>
+      </w:r>
+      <w:r>
+        <w:rPr>
+          <w:rStyle w:val="s0"/>
+          <w:color w:val="EE0000"/>
+          <w:u w:val="single" w:color="EE0000"/>
+          <w:lang w:val="kk-KZ"/>
+        </w:rPr>
+        <w:t xml:space="preserve">Алатау ауданы , </w:t>
+      </w:r>
+      <w:r>
+        <w:rPr>
+          <w:rStyle w:val="s0"/>
+          <w:color w:val="EE0000"/>
+          <w:u w:val="single" w:color="EE0000"/>
+          <w:lang w:val="kk-KZ"/>
+        </w:rPr>
+        <w:t>Зерделі микрорайон 1/65</w:t>
+      </w:r>
+      <w:r>
+        <w:rPr>
+          <w:rStyle w:val="s0"/>
+          <w:lang w:val="kk-KZ"/>
+        </w:rPr>
+        <w:t xml:space="preserve">  </w:t>
+      </w:r>
+      <w:r>
+        <w:rPr>
+          <w:rStyle w:val="s0"/>
+          <w:lang w:val="kk-KZ"/>
+        </w:rPr>
+        <w:t>орналасқан</w:t>
+      </w:r>
+      <w:r>
+        <w:rPr>
+          <w:rStyle w:val="s0"/>
+          <w:sz w:val="24"/>
+          <w:szCs w:val="24"/>
+          <w:lang w:val="kk-KZ"/>
+        </w:rPr>
+        <w:t xml:space="preserve"> </w:t>
+      </w:r>
+    </w:p>
+    <w:p>
+      <w:pPr>
+        <w:jc w:val="center"/>
+        <w:rPr>
+          <w:rStyle w:val="s0"/>
+          <w:sz w:val="24"/>
+          <w:szCs w:val="24"/>
+          <w:lang w:val="kk-KZ"/>
+        </w:rPr>
+      </w:pPr>
+      <w:r>
+        <w:rPr>
+          <w:rStyle w:val="s0"/>
+          <w:sz w:val="24"/>
+          <w:szCs w:val="24"/>
+          <w:lang w:val="kk-KZ"/>
+        </w:rPr>
+        <w:t>(</w:t>
+      </w:r>
+      <w:r>
+        <w:rPr>
+          <w:rStyle w:val="s0"/>
+          <w:sz w:val="24"/>
+          <w:szCs w:val="24"/>
+          <w:lang w:val="kk-KZ"/>
+        </w:rPr>
+        <w:t>мекенжайы</w:t>
+      </w:r>
+      <w:r>
+        <w:rPr>
+          <w:rStyle w:val="s0"/>
+          <w:sz w:val="24"/>
+          <w:szCs w:val="24"/>
+          <w:lang w:val="kk-KZ"/>
+        </w:rPr>
+        <w:t>, телефон</w:t>
+      </w:r>
+      <w:r>
+        <w:rPr>
+          <w:rStyle w:val="s0"/>
+          <w:sz w:val="24"/>
+          <w:szCs w:val="24"/>
+          <w:lang w:val="kk-KZ"/>
+        </w:rPr>
+        <w:t>ы</w:t>
+      </w:r>
+      <w:r>
+        <w:rPr>
+          <w:rStyle w:val="s0"/>
+          <w:sz w:val="24"/>
+          <w:szCs w:val="24"/>
+          <w:lang w:val="kk-KZ"/>
+        </w:rPr>
+        <w:t xml:space="preserve">, </w:t>
+      </w:r>
+      <w:r>
+        <w:rPr>
+          <w:rStyle w:val="s0"/>
+          <w:sz w:val="24"/>
+          <w:szCs w:val="24"/>
+          <w:lang w:val="kk-KZ"/>
+        </w:rPr>
+        <w:t xml:space="preserve">байланысатын тұлға) </w:t>
+      </w:r>
+    </w:p>
+    <w:p>
+      <w:pPr>
+        <w:jc w:val="both"/>
+        <w:rPr>
+          <w:u w:val="single" w:color="EE0000"/>
+          <w:lang w:val="kk-KZ"/>
+        </w:rPr>
+      </w:pPr>
+      <w:r>
+        <w:rPr>
+          <w:rStyle w:val="s0"/>
+          <w:color w:val="EE0000"/>
+          <w:u w:val="single" w:color="EE0000"/>
+          <w:lang w:val="kk-KZ"/>
+        </w:rPr>
+        <w:t>№182 мектеп – гимназия</w:t>
+      </w:r>
+      <w:r>
+        <w:rPr>
+          <w:rStyle w:val="s0"/>
+          <w:color w:val="EE0000"/>
+          <w:u w:val="single" w:color="EE0000"/>
+          <w:lang w:val="kk-KZ"/>
+        </w:rPr>
+        <w:t>ға</w:t>
+      </w:r>
+      <w:r>
+        <w:rPr>
+          <w:rStyle w:val="s0"/>
+          <w:color w:val="EE0000"/>
+          <w:u w:val="single" w:color="EE0000"/>
+          <w:lang w:val="kk-KZ"/>
+        </w:rPr>
+        <w:t xml:space="preserve"> , </w:t>
+      </w:r>
+      <w:r>
+        <w:rPr>
+          <w:rStyle w:val="s0"/>
+          <w:color w:val="EE0000"/>
+          <w:u w:val="single" w:color="EE0000"/>
+          <w:lang w:val="kk-KZ"/>
+        </w:rPr>
+        <w:t>математика</w:t>
+      </w:r>
+      <w:r>
+        <w:rPr>
+          <w:rStyle w:val="s0"/>
+          <w:u w:val="single" w:color="EE0000"/>
+          <w:lang w:val="kk-KZ"/>
+        </w:rPr>
+        <w:t xml:space="preserve"> </w:t>
+      </w:r>
+      <w:r>
+        <w:rPr>
+          <w:rStyle w:val="s0"/>
+          <w:u w:val="single" w:color="EE0000"/>
+          <w:lang w:val="kk-KZ"/>
+        </w:rPr>
+        <w:t xml:space="preserve">пәнінің </w:t>
+      </w:r>
+      <w:r>
+        <w:rPr>
+          <w:rStyle w:val="s0"/>
+          <w:u w:val="single" w:color="EE0000"/>
+          <w:lang w:val="kk-KZ"/>
+        </w:rPr>
+        <w:t>мұғалімі</w:t>
+      </w:r>
     </w:p>
     <w:p>
       <w:pPr>
         <w:ind w:firstLine="400"/>
         <w:jc w:val="center"/>
         <w:rPr>
-          <w:lang w:val="kk-KZ"/>
-        </w:rPr>
-      </w:pPr>
+          <w:sz w:val="22"/>
+          <w:szCs w:val="22"/>
+          <w:lang w:val="kk-KZ"/>
+        </w:rPr>
+      </w:pPr>
+      <w:r>
+        <w:rPr>
+          <w:rStyle w:val="s0"/>
+          <w:sz w:val="22"/>
+          <w:szCs w:val="22"/>
+          <w:lang w:val="kk-KZ"/>
+        </w:rPr>
+        <w:t>(</w:t>
+      </w:r>
+      <w:r>
+        <w:rPr>
+          <w:rStyle w:val="s0"/>
+          <w:sz w:val="22"/>
+          <w:szCs w:val="22"/>
+          <w:lang w:val="kk-KZ"/>
+        </w:rPr>
+        <w:t>ұйымның атауы, лауазымы</w:t>
+      </w:r>
+      <w:r>
+        <w:rPr>
+          <w:rStyle w:val="s0"/>
+          <w:sz w:val="22"/>
+          <w:szCs w:val="22"/>
+          <w:lang w:val="kk-KZ"/>
+        </w:rPr>
+        <w:t>)</w:t>
+      </w:r>
+    </w:p>
+    <w:p>
+      <w:pPr>
+        <w:rPr>
+          <w:rStyle w:val="s0"/>
+          <w:sz w:val="22"/>
+          <w:szCs w:val="22"/>
+          <w:lang w:val="kk-KZ"/>
+        </w:rPr>
+      </w:pPr>
+      <w:r>
+        <w:rPr>
+          <w:rStyle w:val="s0"/>
+          <w:lang w:val="kk-KZ"/>
+        </w:rPr>
+        <w:t>ретінде жұмысқа жіберілді.</w:t>
+      </w:r>
     </w:p>
     <w:p>
       <w:pPr>
@@ -321,14 +526,57 @@
         <w:jc w:val="center"/>
         <w:rPr>
           <w:rStyle w:val="s0"/>
-        </w:rPr>
-      </w:pPr>
-      <w:r>
-        <w:rPr>
-          <w:rStyle w:val="s0"/>
-          <w:lang w:val="kk-KZ"/>
-        </w:rPr>
-        <w:t>Ректор  ___________    «</w:t>
+          <w:lang w:val="kk-KZ"/>
+        </w:rPr>
+      </w:pPr>
+      <w:r>
+        <w:rPr>
+          <w:rStyle w:val="s0"/>
+          <w:lang w:val="kk-KZ"/>
+        </w:rPr>
+        <w:t xml:space="preserve">Ректор   </w:t>
+      </w:r>
+      <w:r>
+        <w:rPr>
+          <w:rStyle w:val="s0"/>
+          <w:lang w:val="kk-KZ"/>
+        </w:rPr>
+        <w:t xml:space="preserve"> ______________________    «</w:t>
+      </w:r>
+      <w:r>
+        <w:rPr>
+          <w:rStyle w:val="s0"/>
+          <w:lang w:val="kk-KZ"/>
+        </w:rPr>
+        <w:t>29</w:t>
+      </w:r>
+      <w:r>
+        <w:rPr>
+          <w:rStyle w:val="s0"/>
+          <w:lang w:val="kk-KZ"/>
+        </w:rPr>
+        <w:t xml:space="preserve">» </w:t>
+      </w:r>
+      <w:r>
+        <w:rPr>
+          <w:rStyle w:val="s0"/>
+          <w:lang w:val="kk-KZ"/>
+        </w:rPr>
+        <w:t>маусым</w:t>
+      </w:r>
+      <w:r>
+        <w:rPr>
+          <w:rStyle w:val="s0"/>
+          <w:lang w:val="kk-KZ"/>
+        </w:rPr>
+        <w:t xml:space="preserve"> </w:t>
+      </w:r>
+      <w:r>
+        <w:rPr>
+          <w:rStyle w:val="s0"/>
+          <w:lang w:val="kk-KZ"/>
+        </w:rPr>
+        <w:t>20</w:t>
       </w:r>
       <w:r>
         <w:rPr>
@@ -342,42 +590,28 @@
           <w:rStyle w:val="s0"/>
           <w:lang w:val="kk-KZ"/>
         </w:rPr>
-        <w:t>9</w:t>
-      </w:r>
-      <w:r>
-        <w:rPr>
-          <w:rStyle w:val="s0"/>
-          <w:lang w:val="kk-KZ"/>
-        </w:rPr>
-        <w:t xml:space="preserve">» </w:t>
-      </w:r>
-      <w:r>
-        <w:rPr>
-          <w:rStyle w:val="s0"/>
-          <w:lang w:val="kk-KZ"/>
-        </w:rPr>
-        <w:t>маусым</w:t>
-      </w:r>
-      <w:r>
-        <w:rPr>
-          <w:rStyle w:val="s0"/>
-          <w:lang w:val="kk-KZ"/>
-        </w:rPr>
-        <w:t xml:space="preserve"> 20</w:t>
-      </w:r>
-      <w:r>
-        <w:rPr>
-          <w:rStyle w:val="s0"/>
-          <w:lang w:val="kk-KZ"/>
-        </w:rPr>
-        <w:t>26</w:t>
-      </w:r>
-      <w:r>
-        <w:rPr>
-          <w:rStyle w:val="s0"/>
-          <w:lang w:val="kk-KZ"/>
-        </w:rPr>
-        <w:t xml:space="preserve"> ж.</w:t>
+        <w:t>6</w:t>
+      </w:r>
+      <w:r>
+        <w:rPr>
+          <w:rStyle w:val="s0"/>
+          <w:lang w:val="kk-KZ"/>
+        </w:rPr>
+        <w:t xml:space="preserve"> </w:t>
+      </w:r>
+      <w:r>
+        <w:rPr>
+          <w:rStyle w:val="s0"/>
+          <w:lang w:val="kk-KZ"/>
+        </w:rPr>
+        <w:t>ж</w:t>
+      </w:r>
+      <w:r>
+        <w:rPr>
+          <w:rStyle w:val="s0"/>
+          <w:lang w:val="kk-KZ"/>
+        </w:rPr>
+        <w:t>.</w:t>
       </w:r>
     </w:p>
     <w:p>
@@ -387,47 +621,40 @@
           <w:rStyle w:val="s0"/>
           <w:sz w:val="22"/>
           <w:szCs w:val="22"/>
-          <w:lang w:val="kk-KZ"/>
-        </w:rPr>
-      </w:pPr>
-      <w:r>
-        <w:rPr>
-          <w:rStyle w:val="s0"/>
-          <w:lang w:val="kk-KZ"/>
-        </w:rPr>
-        <w:t xml:space="preserve">                                              </w:t>
-      </w:r>
-      <w:r>
-        <w:rPr>
-          <w:rStyle w:val="s0"/>
-          <w:sz w:val="22"/>
-          <w:szCs w:val="22"/>
-          <w:lang w:val="kk-KZ"/>
-        </w:rPr>
-        <w:t>(қолы, мөр)</w:t>
-      </w:r>
-    </w:p>
-    <w:p>
-      <w:pPr>
-        <w:jc w:val="both"/>
-        <w:rPr>
-          <w:rStyle w:val="s0"/>
-          <w:sz w:val="22"/>
-          <w:szCs w:val="22"/>
-          <w:lang w:val="kk-KZ"/>
-        </w:rPr>
-      </w:pPr>
-    </w:p>
-    <w:p>
-      <w:pPr>
-        <w:jc w:val="both"/>
-        <w:rPr>
-          <w:rStyle w:val="s0"/>
-          <w:sz w:val="22"/>
-          <w:szCs w:val="22"/>
-          <w:lang w:val="kk-KZ"/>
-        </w:rPr>
-      </w:pPr>
+        </w:rPr>
+      </w:pPr>
+      <w:r>
+        <w:rPr>
+          <w:rStyle w:val="s0"/>
+          <w:lang w:val="kk-KZ"/>
+        </w:rPr>
+        <w:t xml:space="preserve">                                            </w:t>
+      </w:r>
+      <w:r>
+        <w:rPr>
+          <w:rStyle w:val="s0"/>
+          <w:sz w:val="22"/>
+          <w:szCs w:val="22"/>
+        </w:rPr>
+        <w:t>(</w:t>
+      </w:r>
+      <w:r>
+        <w:rPr>
+          <w:rStyle w:val="s0"/>
+          <w:sz w:val="22"/>
+          <w:szCs w:val="22"/>
+          <w:lang w:val="kk-KZ"/>
+        </w:rPr>
+        <w:t>қолы, мөр</w:t>
+      </w:r>
+      <w:r>
+        <w:rPr>
+          <w:rStyle w:val="s0"/>
+          <w:sz w:val="22"/>
+          <w:szCs w:val="22"/>
+        </w:rPr>
+        <w:t>)</w:t>
+      </w:r>
     </w:p>
     <w:p>
       <w:pPr>
@@ -461,7 +688,15 @@
           <w:i/>
           <w:iCs/>
         </w:rPr>
-        <w:t>отрыва)*</w:t>
+        <w:t>отрыва)</w:t>
+      </w:r>
+      <w:r>
+        <w:rPr>
+          <w:rStyle w:val="s0"/>
+          <w:i/>
+          <w:iCs/>
+        </w:rPr>
+        <w:t>*</w:t>
       </w:r>
       <w:proofErr w:type="gramEnd"/>
       <w:r>
@@ -484,28 +719,346 @@
       <w:pPr>
         <w:jc w:val="both"/>
         <w:rPr>
-          <w:rStyle w:val="s0"/>
-          <w:lang w:val="kk-KZ"/>
-        </w:rPr>
-      </w:pPr>
-      <w:r>
-        <w:rPr>
-          <w:rStyle w:val="s0"/>
-          <w:lang w:val="kk-KZ"/>
-        </w:rPr>
-        <w:t xml:space="preserve">   Мен, </w:t>
-      </w:r>
-      <w:r>
-        <w:rPr>
-          <w:b/>
-          <w:lang w:val="kk-KZ"/>
-        </w:rPr>
-        <w:t>_________________________________________________________</w:t>
-      </w:r>
-      <w:r>
-        <w:rPr>
-          <w:rStyle w:val="s0"/>
-          <w:b/>
+          <w:u w:color="EE0000"/>
+        </w:rPr>
+      </w:pPr>
+      <w:r>
+        <w:rPr>
+          <w:rStyle w:val="s0"/>
+          <w:lang w:val="kk-KZ"/>
+        </w:rPr>
+        <w:t>Мен</w:t>
+      </w:r>
+      <w:r>
+        <w:rPr>
+          <w:rStyle w:val="s0"/>
+        </w:rPr>
+        <w:t>,</w:t>
+      </w:r>
+      <w:r>
+        <w:rPr>
+          <w:rStyle w:val="s0"/>
+          <w:u w:val="single"/>
+          <w:lang w:val="kk-KZ"/>
+        </w:rPr>
+        <w:t xml:space="preserve"> </w:t>
+      </w:r>
+      <w:r>
+        <w:rPr>
+          <w:rStyle w:val="s0"/>
+          <w:color w:val="EE0000"/>
+          <w:u w:val="single" w:color="EE0000"/>
+          <w:lang w:val="kk-KZ"/>
+        </w:rPr>
+        <w:t>Серикова Жұлдыз Азатқызы</w:t>
+      </w:r>
+    </w:p>
+    <w:p>
+      <w:pPr>
+        <w:ind w:firstLine="400"/>
+        <w:jc w:val="center"/>
+        <w:rPr>
+          <w:rStyle w:val="s0"/>
+          <w:sz w:val="22"/>
+          <w:szCs w:val="22"/>
+          <w:lang w:val="kk-KZ"/>
+        </w:rPr>
+      </w:pPr>
+      <w:r>
+        <w:rPr>
+          <w:rStyle w:val="s0"/>
+          <w:sz w:val="22"/>
+          <w:szCs w:val="22"/>
+        </w:rPr>
+        <w:t>(</w:t>
+      </w:r>
+      <w:r>
+        <w:rPr>
+          <w:rStyle w:val="s0"/>
+          <w:sz w:val="22"/>
+          <w:szCs w:val="22"/>
+          <w:lang w:val="kk-KZ"/>
+        </w:rPr>
+        <w:t>Т.А.Ә</w:t>
+      </w:r>
+      <w:r>
+        <w:rPr>
+          <w:rStyle w:val="s0"/>
+          <w:sz w:val="22"/>
+          <w:szCs w:val="22"/>
+        </w:rPr>
+        <w:t>.)</w:t>
+      </w:r>
+    </w:p>
+    <w:p>
+      <w:pPr>
+        <w:rPr>
+          <w:rStyle w:val="s0"/>
+          <w:lang w:val="kk-KZ"/>
+        </w:rPr>
+      </w:pPr>
+      <w:r>
+        <w:rPr>
+          <w:rStyle w:val="s0"/>
+          <w:lang w:val="kk-KZ"/>
+        </w:rPr>
+        <w:t xml:space="preserve">Абай атындағы Қазақ ұлттық педагогикалық университетінде </w:t>
+      </w:r>
+      <w:r>
+        <w:rPr>
+          <w:color w:val="EE0000"/>
+          <w:u w:val="single" w:color="EE0000"/>
+          <w:lang w:val="kk-KZ"/>
+        </w:rPr>
+        <w:t>6B01501 – Математика</w:t>
+      </w:r>
+      <w:r>
+        <w:rPr>
+          <w:rStyle w:val="s0"/>
+          <w:color w:val="EE0000"/>
+          <w:u w:val="single"/>
+          <w:lang w:val="kk-KZ"/>
+        </w:rPr>
+        <w:t xml:space="preserve"> </w:t>
+      </w:r>
+      <w:r>
+        <w:rPr>
+          <w:rStyle w:val="s0"/>
+          <w:lang w:val="kk-KZ"/>
+        </w:rPr>
+        <w:t xml:space="preserve">мамандығы бойынша білім алдым </w:t>
+      </w:r>
+      <w:r>
+        <w:rPr>
+          <w:rStyle w:val="s0"/>
+          <w:lang w:val="kk-KZ"/>
+        </w:rPr>
+        <w:t xml:space="preserve"> </w:t>
+      </w:r>
+    </w:p>
+    <w:p>
+      <w:pPr>
+        <w:jc w:val="both"/>
+        <w:rPr>
+          <w:rStyle w:val="s0"/>
+          <w:lang w:val="kk-KZ"/>
+        </w:rPr>
+      </w:pPr>
+      <w:r>
+        <w:rPr>
+          <w:rStyle w:val="s0"/>
+          <w:lang w:val="kk-KZ"/>
+        </w:rPr>
+        <w:t xml:space="preserve">Дербес бөлу жөніндегі комиссияның </w:t>
+      </w:r>
+      <w:r>
+        <w:rPr>
+          <w:rStyle w:val="s0"/>
+          <w:lang w:val="kk-KZ"/>
+        </w:rPr>
+        <w:t>20</w:t>
+      </w:r>
+      <w:r>
+        <w:rPr>
+          <w:rStyle w:val="s0"/>
+          <w:lang w:val="kk-KZ"/>
+        </w:rPr>
+        <w:t>2</w:t>
+      </w:r>
+      <w:r>
+        <w:rPr>
+          <w:rStyle w:val="s0"/>
+          <w:lang w:val="kk-KZ"/>
+        </w:rPr>
+        <w:t>6</w:t>
+      </w:r>
+      <w:r>
+        <w:rPr>
+          <w:rStyle w:val="s0"/>
+          <w:lang w:val="kk-KZ"/>
+        </w:rPr>
+        <w:t xml:space="preserve"> </w:t>
+      </w:r>
+      <w:r>
+        <w:rPr>
+          <w:rStyle w:val="s0"/>
+          <w:lang w:val="kk-KZ"/>
+        </w:rPr>
+        <w:t xml:space="preserve">жылғы </w:t>
+      </w:r>
+      <w:r>
+        <w:rPr>
+          <w:rStyle w:val="s0"/>
+          <w:lang w:val="kk-KZ"/>
+        </w:rPr>
+        <w:t>«</w:t>
+      </w:r>
+      <w:r>
+        <w:rPr>
+          <w:rStyle w:val="s0"/>
+          <w:lang w:val="kk-KZ"/>
+        </w:rPr>
+        <w:t>2</w:t>
+      </w:r>
+      <w:r>
+        <w:rPr>
+          <w:rStyle w:val="s0"/>
+          <w:lang w:val="kk-KZ"/>
+        </w:rPr>
+        <w:t>9</w:t>
+      </w:r>
+      <w:r>
+        <w:rPr>
+          <w:rStyle w:val="s0"/>
+          <w:lang w:val="kk-KZ"/>
+        </w:rPr>
+        <w:t>»</w:t>
+      </w:r>
+      <w:r>
+        <w:rPr>
+          <w:rStyle w:val="s0"/>
+          <w:lang w:val="kk-KZ"/>
+        </w:rPr>
+        <w:t xml:space="preserve"> </w:t>
+      </w:r>
+      <w:r>
+        <w:rPr>
+          <w:rStyle w:val="s0"/>
+          <w:lang w:val="kk-KZ"/>
+        </w:rPr>
+        <w:t>маусым</w:t>
+      </w:r>
+      <w:r>
+        <w:rPr>
+          <w:rStyle w:val="s0"/>
+          <w:lang w:val="kk-KZ"/>
+        </w:rPr>
+        <w:t xml:space="preserve"> </w:t>
+      </w:r>
+      <w:r>
+        <w:rPr>
+          <w:rStyle w:val="s0"/>
+          <w:lang w:val="kk-KZ"/>
+        </w:rPr>
+        <w:t>№</w:t>
+      </w:r>
+      <w:r>
+        <w:rPr>
+          <w:rStyle w:val="s0"/>
+          <w:lang w:val="kk-KZ"/>
+        </w:rPr>
+        <w:t xml:space="preserve">1 хаттамасының шешімінің негізінде </w:t>
+      </w:r>
+      <w:r>
+        <w:rPr>
+          <w:rStyle w:val="s0"/>
+          <w:lang w:val="kk-KZ"/>
+        </w:rPr>
+        <w:t xml:space="preserve"> </w:t>
+      </w:r>
+      <w:r>
+        <w:rPr>
+          <w:rStyle w:val="s0"/>
+          <w:color w:val="EE0000"/>
+          <w:u w:val="single" w:color="EE0000"/>
+          <w:lang w:val="kk-KZ"/>
+        </w:rPr>
+        <w:t xml:space="preserve">Алматы қаласы, </w:t>
+      </w:r>
+      <w:r>
+        <w:rPr>
+          <w:rStyle w:val="s0"/>
+          <w:color w:val="EE0000"/>
+          <w:u w:val="single" w:color="EE0000"/>
+          <w:lang w:val="kk-KZ"/>
+        </w:rPr>
+        <w:t xml:space="preserve">Алатау ауданы , </w:t>
+      </w:r>
+      <w:r>
+        <w:rPr>
+          <w:rStyle w:val="s0"/>
+          <w:color w:val="EE0000"/>
+          <w:u w:val="single" w:color="EE0000"/>
+          <w:lang w:val="kk-KZ"/>
+        </w:rPr>
+        <w:t>Зерделі микрорайон 1/65</w:t>
+      </w:r>
+      <w:r>
+        <w:rPr>
+          <w:rStyle w:val="s0"/>
+          <w:color w:val="EE0000"/>
+          <w:lang w:val="kk-KZ"/>
+        </w:rPr>
+        <w:t xml:space="preserve"> </w:t>
+      </w:r>
+      <w:r>
+        <w:rPr>
+          <w:rStyle w:val="s0"/>
+          <w:lang w:val="kk-KZ"/>
+        </w:rPr>
+        <w:t>орналасқан</w:t>
+      </w:r>
+      <w:r>
+        <w:rPr>
+          <w:rStyle w:val="s0"/>
+          <w:sz w:val="24"/>
+          <w:szCs w:val="24"/>
+          <w:lang w:val="kk-KZ"/>
+        </w:rPr>
+        <w:t xml:space="preserve"> </w:t>
+      </w:r>
+    </w:p>
+    <w:p>
+      <w:pPr>
+        <w:jc w:val="center"/>
+        <w:rPr>
+          <w:rStyle w:val="s0"/>
+          <w:sz w:val="24"/>
+          <w:szCs w:val="24"/>
+          <w:lang w:val="kk-KZ"/>
+        </w:rPr>
+      </w:pPr>
+      <w:r>
+        <w:rPr>
+          <w:rStyle w:val="s0"/>
+          <w:sz w:val="24"/>
+          <w:szCs w:val="24"/>
+          <w:lang w:val="kk-KZ"/>
+        </w:rPr>
+        <w:t>(</w:t>
+      </w:r>
+      <w:r>
+        <w:rPr>
+          <w:rStyle w:val="s0"/>
+          <w:sz w:val="24"/>
+          <w:szCs w:val="24"/>
+          <w:lang w:val="kk-KZ"/>
+        </w:rPr>
+        <w:t>мекенжайы</w:t>
+      </w:r>
+      <w:r>
+        <w:rPr>
+          <w:rStyle w:val="s0"/>
+          <w:sz w:val="24"/>
+          <w:szCs w:val="24"/>
+          <w:lang w:val="kk-KZ"/>
+        </w:rPr>
+        <w:t>, телефон</w:t>
+      </w:r>
+      <w:r>
+        <w:rPr>
+          <w:rStyle w:val="s0"/>
+          <w:sz w:val="24"/>
+          <w:szCs w:val="24"/>
+          <w:lang w:val="kk-KZ"/>
+        </w:rPr>
+        <w:t>ы</w:t>
+      </w:r>
+      <w:r>
+        <w:rPr>
+          <w:rStyle w:val="s0"/>
+          <w:sz w:val="24"/>
+          <w:szCs w:val="24"/>
           <w:lang w:val="kk-KZ"/>
         </w:rPr>
         <w:t xml:space="preserve">, </w:t>
@@ -513,54 +1066,211 @@
       <w:r>
         <w:rPr>
           <w:rStyle w:val="s0"/>
-          <w:lang w:val="kk-KZ"/>
-        </w:rPr>
-        <w:t xml:space="preserve">Абай атындағы Қазақ ұлттық педагогикалық университетінің </w:t>
-      </w:r>
-      <w:r>
-        <w:rPr>
-          <w:rStyle w:val="s0"/>
-          <w:b/>
-          <w:lang w:val="kk-KZ"/>
-        </w:rPr>
-        <w:t xml:space="preserve">__________________________________________________________________ </w:t>
-      </w:r>
-      <w:r>
-        <w:rPr>
-          <w:rStyle w:val="s0"/>
-          <w:lang w:val="kk-KZ"/>
-        </w:rPr>
-        <w:t>мамандығы бойынша түлегі</w:t>
-      </w:r>
-      <w:r>
-        <w:rPr>
-          <w:rStyle w:val="s0"/>
-          <w:b/>
-          <w:lang w:val="kk-KZ"/>
-        </w:rPr>
-        <w:t>,</w:t>
-      </w:r>
-      <w:r>
-        <w:rPr>
-          <w:rStyle w:val="s0"/>
-          <w:lang w:val="kk-KZ"/>
-        </w:rPr>
-        <w:t xml:space="preserve"> Дербес бөлу жөніндегі комиссияның </w:t>
-      </w:r>
-      <w:r>
-        <w:rPr>
-          <w:rStyle w:val="s0"/>
-          <w:b/>
+          <w:sz w:val="24"/>
+          <w:szCs w:val="24"/>
+          <w:lang w:val="kk-KZ"/>
+        </w:rPr>
+        <w:t xml:space="preserve">байланысатын тұлға) </w:t>
+      </w:r>
+    </w:p>
+    <w:p>
+      <w:pPr>
+        <w:jc w:val="both"/>
+        <w:rPr>
+          <w:u w:val="single" w:color="EE0000"/>
+          <w:lang w:val="kk-KZ"/>
+        </w:rPr>
+      </w:pPr>
+      <w:r>
+        <w:rPr>
+          <w:rStyle w:val="s0"/>
+          <w:color w:val="EE0000"/>
+          <w:u w:val="single" w:color="EE0000"/>
+          <w:lang w:val="kk-KZ"/>
+        </w:rPr>
+        <w:t>№182 мектеп – гимназия</w:t>
+      </w:r>
+      <w:r>
+        <w:rPr>
+          <w:rStyle w:val="s0"/>
+          <w:color w:val="EE0000"/>
+          <w:u w:val="single" w:color="EE0000"/>
+          <w:lang w:val="kk-KZ"/>
+        </w:rPr>
+        <w:t>ға</w:t>
+      </w:r>
+      <w:r>
+        <w:rPr>
+          <w:rStyle w:val="s0"/>
+          <w:color w:val="EE0000"/>
+          <w:u w:val="single" w:color="EE0000"/>
+          <w:lang w:val="kk-KZ"/>
+        </w:rPr>
+        <w:t xml:space="preserve"> , </w:t>
+      </w:r>
+      <w:r>
+        <w:rPr>
+          <w:rStyle w:val="s0"/>
+          <w:color w:val="EE0000"/>
+          <w:u w:val="single" w:color="EE0000"/>
+          <w:lang w:val="kk-KZ"/>
+        </w:rPr>
+        <w:t>математика</w:t>
+      </w:r>
+      <w:r>
+        <w:rPr>
+          <w:rStyle w:val="s0"/>
+          <w:color w:val="EE0000"/>
+          <w:u w:val="single" w:color="EE0000"/>
+          <w:lang w:val="kk-KZ"/>
+        </w:rPr>
+        <w:t xml:space="preserve"> </w:t>
+      </w:r>
+      <w:r>
+        <w:rPr>
+          <w:rStyle w:val="s0"/>
+          <w:u w:val="single" w:color="EE0000"/>
+          <w:lang w:val="kk-KZ"/>
+        </w:rPr>
+        <w:t xml:space="preserve">пәнінің </w:t>
+      </w:r>
+      <w:r>
+        <w:rPr>
+          <w:rStyle w:val="s0"/>
+          <w:u w:val="single" w:color="EE0000"/>
+          <w:lang w:val="kk-KZ"/>
+        </w:rPr>
+        <w:t>мұғалімі</w:t>
+      </w:r>
+    </w:p>
+    <w:p>
+      <w:pPr>
+        <w:ind w:firstLine="400"/>
+        <w:jc w:val="center"/>
+        <w:rPr>
+          <w:sz w:val="22"/>
+          <w:szCs w:val="22"/>
+          <w:lang w:val="kk-KZ"/>
+        </w:rPr>
+      </w:pPr>
+      <w:r>
+        <w:rPr>
+          <w:rStyle w:val="s0"/>
+          <w:sz w:val="22"/>
+          <w:szCs w:val="22"/>
+          <w:lang w:val="kk-KZ"/>
+        </w:rPr>
+        <w:t>(</w:t>
+      </w:r>
+      <w:r>
+        <w:rPr>
+          <w:rStyle w:val="s0"/>
+          <w:sz w:val="22"/>
+          <w:szCs w:val="22"/>
+          <w:lang w:val="kk-KZ"/>
+        </w:rPr>
+        <w:t>ұйымның атауы, лауазымы</w:t>
+      </w:r>
+      <w:r>
+        <w:rPr>
+          <w:rStyle w:val="s0"/>
+          <w:sz w:val="22"/>
+          <w:szCs w:val="22"/>
+          <w:lang w:val="kk-KZ"/>
+        </w:rPr>
+        <w:t>)</w:t>
+      </w:r>
+    </w:p>
+    <w:p>
+      <w:pPr>
+        <w:rPr>
+          <w:rStyle w:val="s0"/>
+          <w:lang w:val="kk-KZ"/>
+        </w:rPr>
+      </w:pPr>
+    </w:p>
+    <w:p>
+      <w:pPr>
+        <w:rPr>
+          <w:rStyle w:val="s0"/>
+          <w:lang w:val="kk-KZ"/>
+        </w:rPr>
+      </w:pPr>
+      <w:r>
+        <w:rPr>
+          <w:rStyle w:val="s0"/>
+          <w:lang w:val="kk-KZ"/>
+        </w:rPr>
+        <w:t>ретінде жұмысқа жолдама алғанымды растаймын.</w:t>
+      </w:r>
+    </w:p>
+    <w:p>
+      <w:pPr>
+        <w:rPr>
+          <w:lang w:val="kk-KZ"/>
+        </w:rPr>
+      </w:pPr>
+    </w:p>
+    <w:p>
+      <w:pPr>
+        <w:rPr>
+          <w:rStyle w:val="s0"/>
+          <w:lang w:val="kk-KZ"/>
+        </w:rPr>
+      </w:pPr>
+      <w:r>
+        <w:rPr>
+          <w:rStyle w:val="s0"/>
+          <w:lang w:val="kk-KZ"/>
+        </w:rPr>
+        <w:t>«</w:t>
+      </w:r>
+      <w:r>
+        <w:rPr>
+          <w:rStyle w:val="s0"/>
+          <w:lang w:val="kk-KZ"/>
+        </w:rPr>
+        <w:t>30</w:t>
+      </w:r>
+      <w:r>
+        <w:rPr>
+          <w:rStyle w:val="s0"/>
+          <w:lang w:val="kk-KZ"/>
+        </w:rPr>
+        <w:t xml:space="preserve">»  </w:t>
+      </w:r>
+      <w:r>
+        <w:rPr>
+          <w:rStyle w:val="s0"/>
           <w:u w:val="single"/>
           <w:lang w:val="kk-KZ"/>
         </w:rPr>
-        <w:t>202</w:t>
-      </w:r>
-      <w:r>
-        <w:rPr>
-          <w:rStyle w:val="s0"/>
-          <w:b/>
-          <w:u w:val="single"/>
+        <w:t>маусым</w:t>
+      </w:r>
+      <w:r>
+        <w:rPr>
+          <w:rStyle w:val="s0"/>
+          <w:lang w:val="kk-KZ"/>
+        </w:rPr>
+        <w:t xml:space="preserve"> </w:t>
+      </w:r>
+      <w:r>
+        <w:rPr>
+          <w:rStyle w:val="s0"/>
+          <w:lang w:val="kk-KZ"/>
+        </w:rPr>
+        <w:t>20</w:t>
+      </w:r>
+      <w:r>
+        <w:rPr>
+          <w:rStyle w:val="s0"/>
+          <w:lang w:val="kk-KZ"/>
+        </w:rPr>
+        <w:t>2</w:t>
+      </w:r>
+      <w:r>
+        <w:rPr>
+          <w:rStyle w:val="s0"/>
           <w:lang w:val="kk-KZ"/>
         </w:rPr>
         <w:t>6</w:t>
@@ -568,62 +1278,6 @@
       <w:r>
         <w:rPr>
           <w:rStyle w:val="s0"/>
-          <w:b/>
-          <w:u w:val="single"/>
-          <w:lang w:val="kk-KZ"/>
-        </w:rPr>
-        <w:t xml:space="preserve"> жылғы «</w:t>
-      </w:r>
-      <w:r>
-        <w:rPr>
-          <w:rStyle w:val="s0"/>
-          <w:b/>
-          <w:u w:val="single"/>
-          <w:lang w:val="kk-KZ"/>
-        </w:rPr>
-        <w:t>2</w:t>
-      </w:r>
-      <w:r>
-        <w:rPr>
-          <w:rStyle w:val="s0"/>
-          <w:b/>
-          <w:u w:val="single"/>
-          <w:lang w:val="kk-KZ"/>
-        </w:rPr>
-        <w:t>9</w:t>
-      </w:r>
-      <w:r>
-        <w:rPr>
-          <w:rStyle w:val="s0"/>
-          <w:b/>
-          <w:u w:val="single"/>
-          <w:lang w:val="kk-KZ"/>
-        </w:rPr>
-        <w:t xml:space="preserve">» </w:t>
-      </w:r>
-      <w:r>
-        <w:rPr>
-          <w:rStyle w:val="s0"/>
-          <w:b/>
-          <w:u w:val="single"/>
-          <w:lang w:val="kk-KZ"/>
-        </w:rPr>
-        <w:t>маусым</w:t>
-      </w:r>
-      <w:r>
-        <w:rPr>
-          <w:rStyle w:val="s0"/>
-          <w:b/>
-          <w:u w:val="single"/>
-          <w:lang w:val="kk-KZ"/>
-        </w:rPr>
-        <w:t xml:space="preserve"> №1</w:t>
-      </w:r>
-      <w:r>
-        <w:rPr>
-          <w:rStyle w:val="s0"/>
-          <w:b/>
-          <w:u w:val="single"/>
           <w:lang w:val="kk-KZ"/>
         </w:rPr>
         <w:t xml:space="preserve"> </w:t>
@@ -631,140 +1285,52 @@
       <w:r>
         <w:rPr>
           <w:rStyle w:val="s0"/>
-          <w:b/>
-          <w:u w:val="single"/>
-          <w:lang w:val="kk-KZ"/>
-        </w:rPr>
-        <w:t>хаттамасының</w:t>
-      </w:r>
-      <w:r>
-        <w:rPr>
-          <w:rStyle w:val="s0"/>
-          <w:lang w:val="kk-KZ"/>
-        </w:rPr>
-        <w:t xml:space="preserve">  шешімінің  негізінде </w:t>
-      </w:r>
-      <w:r>
-        <w:rPr>
-          <w:rStyle w:val="s0"/>
-          <w:b/>
-          <w:lang w:val="kk-KZ"/>
-        </w:rPr>
-        <w:t xml:space="preserve">____________________________________________________________________________________________________________________________________ </w:t>
-      </w:r>
-      <w:r>
-        <w:rPr>
-          <w:rStyle w:val="s0"/>
-          <w:lang w:val="kk-KZ"/>
-        </w:rPr>
-        <w:t xml:space="preserve">орналасқан  </w:t>
-      </w:r>
-      <w:r>
-        <w:rPr>
-          <w:rStyle w:val="s0"/>
-          <w:b/>
-          <w:u w:val="single"/>
-          <w:lang w:val="kk-KZ"/>
-        </w:rPr>
-        <w:t>Жұмыспен қамту орталығына жұмыссыздар</w:t>
-      </w:r>
-      <w:r>
-        <w:rPr>
-          <w:rStyle w:val="s0"/>
-          <w:lang w:val="kk-KZ"/>
-        </w:rPr>
-        <w:t xml:space="preserve"> есебіне тіркелуге жолдама алғанымды растаймын.</w:t>
-      </w:r>
-    </w:p>
-    <w:p>
-      <w:pPr>
-        <w:jc w:val="both"/>
-        <w:rPr>
-          <w:lang w:val="kk-KZ"/>
-        </w:rPr>
-      </w:pPr>
-    </w:p>
-    <w:p>
-      <w:pPr>
-        <w:jc w:val="both"/>
-        <w:rPr>
-          <w:lang w:val="kk-KZ"/>
-        </w:rPr>
-      </w:pPr>
-    </w:p>
-    <w:p>
-      <w:pPr>
-        <w:rPr>
-          <w:rStyle w:val="s0"/>
-          <w:lang w:val="kk-KZ"/>
-        </w:rPr>
-      </w:pPr>
-      <w:r>
-        <w:rPr>
-          <w:rStyle w:val="s0"/>
-          <w:lang w:val="kk-KZ"/>
-        </w:rPr>
-        <w:t>«</w:t>
-      </w:r>
-      <w:r>
-        <w:rPr>
-          <w:rStyle w:val="s0"/>
-          <w:lang w:val="kk-KZ"/>
-        </w:rPr>
-        <w:t>30</w:t>
-      </w:r>
-      <w:r>
-        <w:rPr>
-          <w:rStyle w:val="s0"/>
-          <w:lang w:val="kk-KZ"/>
-        </w:rPr>
-        <w:t xml:space="preserve">» </w:t>
-      </w:r>
-      <w:r>
-        <w:rPr>
-          <w:rStyle w:val="s0"/>
-          <w:lang w:val="kk-KZ"/>
-        </w:rPr>
-        <w:t>маусым</w:t>
-      </w:r>
-      <w:r>
-        <w:rPr>
-          <w:rStyle w:val="s0"/>
-          <w:lang w:val="kk-KZ"/>
-        </w:rPr>
-        <w:t xml:space="preserve"> 202</w:t>
-      </w:r>
-      <w:r>
-        <w:rPr>
-          <w:rStyle w:val="s0"/>
-          <w:lang w:val="kk-KZ"/>
-        </w:rPr>
-        <w:t>6</w:t>
-      </w:r>
-      <w:r>
-        <w:rPr>
-          <w:rStyle w:val="s0"/>
-          <w:lang w:val="kk-KZ"/>
-        </w:rPr>
-        <w:t xml:space="preserve"> ж.                          _________________                             </w:t>
-      </w:r>
-    </w:p>
-    <w:p>
-      <w:pPr>
-        <w:rPr>
-          <w:sz w:val="22"/>
-          <w:szCs w:val="22"/>
-          <w:lang w:val="kk-KZ"/>
-        </w:rPr>
-      </w:pPr>
-      <w:r>
-        <w:rPr>
-          <w:rStyle w:val="s0"/>
-          <w:sz w:val="22"/>
-          <w:szCs w:val="22"/>
-          <w:lang w:val="kk-KZ"/>
-        </w:rPr>
-        <w:t xml:space="preserve">                                                                                  (оқу бітіруші түлек)</w:t>
+          <w:lang w:val="kk-KZ"/>
+        </w:rPr>
+        <w:t>ж</w:t>
+      </w:r>
+      <w:r>
+        <w:rPr>
+          <w:rStyle w:val="s0"/>
+          <w:lang w:val="kk-KZ"/>
+        </w:rPr>
+        <w:t xml:space="preserve">.                _________________                             </w:t>
+      </w:r>
+    </w:p>
+    <w:p>
+      <w:pPr>
+        <w:rPr>
+          <w:sz w:val="22"/>
+          <w:szCs w:val="22"/>
+          <w:lang w:val="kk-KZ"/>
+        </w:rPr>
+      </w:pPr>
+      <w:r>
+        <w:rPr>
+          <w:rStyle w:val="s0"/>
+          <w:sz w:val="22"/>
+          <w:szCs w:val="22"/>
+          <w:lang w:val="kk-KZ"/>
+        </w:rPr>
+        <w:t xml:space="preserve">                                                                                 (</w:t>
+      </w:r>
+      <w:r>
+        <w:rPr>
+          <w:rStyle w:val="s0"/>
+          <w:sz w:val="22"/>
+          <w:szCs w:val="22"/>
+          <w:lang w:val="kk-KZ"/>
+        </w:rPr>
+        <w:t>оқу бітіруші түлек</w:t>
+      </w:r>
+      <w:r>
+        <w:rPr>
+          <w:rStyle w:val="s0"/>
+          <w:sz w:val="22"/>
+          <w:szCs w:val="22"/>
+          <w:lang w:val="kk-KZ"/>
+        </w:rPr>
+        <w:t>)</w:t>
       </w:r>
     </w:p>
     <w:p>
@@ -796,26 +1362,24 @@
           <w:lang w:val="kk-KZ"/>
         </w:rPr>
       </w:pPr>
-    </w:p>
-    <w:p>
-      <w:pPr>
+      <w:r>
         <w:rPr>
           <w:i/>
           <w:sz w:val="22"/>
           <w:szCs w:val="22"/>
           <w:lang w:val="kk-KZ"/>
         </w:rPr>
-      </w:pPr>
-    </w:p>
-    <w:p>
-      <w:pPr>
+        <w:t>*</w:t>
+      </w:r>
+      <w:r>
         <w:rPr>
           <w:i/>
           <w:sz w:val="22"/>
           <w:szCs w:val="22"/>
           <w:lang w:val="kk-KZ"/>
         </w:rPr>
-      </w:pPr>
+        <w:t>ҚР «Қаржы орталығы» АҚ-ға жіберілетін данасы</w:t>
+      </w:r>
     </w:p>
     <w:p>
       <w:pPr>
@@ -823,60 +1387,13 @@
           <w:i/>
           <w:sz w:val="22"/>
           <w:szCs w:val="22"/>
-          <w:lang w:val="kk-KZ"/>
-        </w:rPr>
-      </w:pPr>
-    </w:p>
-    <w:p>
-      <w:pPr>
-        <w:rPr>
-          <w:i/>
-          <w:sz w:val="22"/>
-          <w:szCs w:val="22"/>
-          <w:lang w:val="kk-KZ"/>
-        </w:rPr>
-      </w:pPr>
-      <w:r>
-        <w:rPr>
-          <w:i/>
-          <w:sz w:val="22"/>
-          <w:szCs w:val="22"/>
-          <w:lang w:val="kk-KZ"/>
-        </w:rPr>
-        <w:t>*ҚР «Қаржы орталығы» АҚ-ға жіберілетін данасы</w:t>
-      </w:r>
-    </w:p>
-    <w:p>
-      <w:pPr>
-        <w:rPr>
-          <w:lang w:val="kk-KZ"/>
-        </w:rPr>
-      </w:pPr>
-    </w:p>
-    <w:p>
-      <w:pPr>
-        <w:rPr>
-          <w:lang w:val="kk-KZ"/>
-        </w:rPr>
-      </w:pPr>
-    </w:p>
-    <w:p>
-      <w:pPr>
-        <w:rPr>
-          <w:lang w:val="kk-KZ"/>
-        </w:rPr>
-      </w:pPr>
-    </w:p>
-    <w:p>
-      <w:pPr>
-        <w:rPr>
           <w:lang w:val="kk-KZ"/>
         </w:rPr>
       </w:pPr>
     </w:p>
     <w:sectPr>
       <w:pgSz w:w="11906" w:h="16838"/>
-      <w:pgMar w:top="1134" w:right="850" w:bottom="1134" w:left="1701" w:header="708" w:footer="708" w:gutter="0"/>
+      <w:pgMar w:top="568" w:right="850" w:bottom="567" w:left="1701" w:header="708" w:footer="708" w:gutter="0"/>
       <w:cols w:space="708"/>
       <w:docGrid w:linePitch="360"/>
     </w:sectPr>
@@ -1282,7 +1799,7 @@
   <w:style w:type="paragraph" w:default="1" w:styleId="a">
     <w:name w:val="Normal"/>
     <w:qFormat/>
-    <w:rsid w:val="00472D02"/>
+    <w:rsid w:val="00E65ABC"/>
     <w:pPr>
       <w:spacing w:after="0" w:line="240" w:lineRule="auto"/>
     </w:pPr>
@@ -1323,7 +1840,7 @@
   </w:style>
   <w:style w:type="character" w:customStyle="1" w:styleId="s0">
     <w:name w:val="s0"/>
-    <w:rsid w:val="00472D02"/>
+    <w:rsid w:val="00E65ABC"/>
     <w:rPr>
       <w:rFonts w:ascii="Times New Roman" w:hAnsi="Times New Roman" w:cs="Times New Roman" w:hint="default"/>
       <w:b w:val="0"/>
@@ -1341,7 +1858,7 @@
   </w:style>
   <w:style w:type="character" w:customStyle="1" w:styleId="s1">
     <w:name w:val="s1"/>
-    <w:rsid w:val="00472D02"/>
+    <w:rsid w:val="00E65ABC"/>
     <w:rPr>
       <w:rFonts w:ascii="Times New Roman" w:hAnsi="Times New Roman" w:cs="Times New Roman" w:hint="default"/>
       <w:b/>
@@ -1364,7 +1881,7 @@
     <w:uiPriority w:val="99"/>
     <w:semiHidden/>
     <w:unhideWhenUsed/>
-    <w:rsid w:val="00472D02"/>
+    <w:rsid w:val="00E65ABC"/>
     <w:rPr>
       <w:rFonts w:ascii="Segoe UI" w:hAnsi="Segoe UI" w:cs="Segoe UI"/>
       <w:sz w:val="18"/>
@@ -1377,7 +1894,7 @@
     <w:link w:val="a3"/>
     <w:uiPriority w:val="99"/>
     <w:semiHidden/>
-    <w:rsid w:val="00472D02"/>
+    <w:rsid w:val="00E65ABC"/>
     <w:rPr>
       <w:rFonts w:ascii="Segoe UI" w:eastAsia="Times New Roman" w:hAnsi="Segoe UI" w:cs="Segoe UI"/>
       <w:color w:val="000000"/>
@@ -1432,7 +1949,7 @@
     </a:clrScheme>
     <a:fontScheme name="Стандартная">
       <a:majorFont>
-        <a:latin typeface="Calibri Light" panose="020F0302020204030204"/>
+        <a:latin typeface="Calibri Light"/>
         <a:ea typeface=""/>
         <a:cs typeface=""/>
         <a:font script="Jpan" typeface="ＭＳ ゴシック"/>
@@ -1467,7 +1984,7 @@
         <a:font script="Geor" typeface="Sylfaen"/>
       </a:majorFont>
       <a:minorFont>
-        <a:latin typeface="Calibri" panose="020F0502020204030204"/>
+        <a:latin typeface="Calibri"/>
         <a:ea typeface=""/>
         <a:cs typeface=""/>
         <a:font script="Jpan" typeface="ＭＳ 明朝"/>
@@ -1648,4 +2165,16 @@
     </a:ext>
   </a:extLst>
 </a:theme>
+</file>
+
+<file path=customXml/item1.xml><?xml version="1.0" encoding="utf-8"?>
+<b:Sources xmlns:b="http://schemas.openxmlformats.org/officeDocument/2006/bibliography" xmlns="http://schemas.openxmlformats.org/officeDocument/2006/bibliography" SelectedStyle="\APA.XSL" StyleName="APA"/>
+</file>
+
+<file path=customXml/itemProps1.xml><?xml version="1.0" encoding="utf-8"?>
+<ds:datastoreItem xmlns:ds="http://schemas.openxmlformats.org/officeDocument/2006/customXml" ds:itemID="{DB312C03-4405-4794-A42D-1D1FB01AB5FD}">
+  <ds:schemaRefs>
+    <ds:schemaRef ds:uri="http://schemas.openxmlformats.org/officeDocument/2006/bibliography"/>
+  </ds:schemaRefs>
+</ds:datastoreItem>
 </file>